--- a/data/exports/kcet-trigonometric-equations_revision_notes.docx
+++ b/data/exports/kcet-trigonometric-equations_revision_notes.docx
@@ -167,7 +167,7 @@
                 <w:color w:val="718096"/>
                 <w:sz w:val="19"/>
               </w:rPr>
-              <w:t>Moderate</w:t>
+              <w:t>Standard</w:t>
             </w:r>
           </w:p>
         </w:tc>
@@ -189,7 +189,7 @@
                 <w:color w:val="2D3748"/>
                 <w:sz w:val="19"/>
               </w:rPr>
-              <w:t>Kcet Trigonometric Equations - Core Application</w:t>
+              <w:t>Trigonometric Functions And Equations — Standard Calculations &amp; Problem Archetypes</w:t>
             </w:r>
           </w:p>
         </w:tc>
@@ -209,7 +209,7 @@
               <w:rPr>
                 <w:sz w:val="19"/>
               </w:rPr>
-              <w:t>3 PYQs</w:t>
+              <w:t>2 PYQs</w:t>
             </w:r>
           </w:p>
         </w:tc>
@@ -230,7 +230,181 @@
                 <w:color w:val="718096"/>
                 <w:sz w:val="19"/>
               </w:rPr>
-              <w:t>General Concept</w:t>
+              <w:t>Quantitative Analysis</w:t>
+            </w:r>
+          </w:p>
+        </w:tc>
+      </w:tr>
+      <w:tr>
+        <w:tc>
+          <w:tcPr>
+            <w:tcW w:type="dxa" w:w="2160"/>
+            <w:shd w:fill="FFFFFF"/>
+            <w:tcMar>
+              <w:top w:w="80" w:type="dxa"/>
+              <w:bottom w:w="80" w:type="dxa"/>
+              <w:left w:w="150" w:type="dxa"/>
+              <w:right w:w="150" w:type="dxa"/>
+            </w:tcMar>
+          </w:tcPr>
+          <w:p>
+            <w:r>
+              <w:rPr>
+                <w:b/>
+                <w:color w:val="718096"/>
+                <w:sz w:val="19"/>
+              </w:rPr>
+              <w:t>Standard</w:t>
+            </w:r>
+          </w:p>
+        </w:tc>
+        <w:tc>
+          <w:tcPr>
+            <w:tcW w:type="dxa" w:w="4320"/>
+            <w:shd w:fill="FFFFFF"/>
+            <w:tcMar>
+              <w:top w:w="80" w:type="dxa"/>
+              <w:bottom w:w="80" w:type="dxa"/>
+              <w:left w:w="150" w:type="dxa"/>
+              <w:right w:w="150" w:type="dxa"/>
+            </w:tcMar>
+          </w:tcPr>
+          <w:p>
+            <w:r>
+              <w:rPr>
+                <w:b/>
+                <w:color w:val="2D3748"/>
+                <w:sz w:val="19"/>
+              </w:rPr>
+              <w:t>Trigonometric Functions And Equations — Core Principles &amp; Governing Laws</w:t>
+            </w:r>
+          </w:p>
+        </w:tc>
+        <w:tc>
+          <w:tcPr>
+            <w:tcW w:type="dxa" w:w="1728"/>
+            <w:shd w:fill="FFFFFF"/>
+            <w:tcMar>
+              <w:top w:w="80" w:type="dxa"/>
+              <w:bottom w:w="80" w:type="dxa"/>
+              <w:left w:w="150" w:type="dxa"/>
+              <w:right w:w="150" w:type="dxa"/>
+            </w:tcMar>
+          </w:tcPr>
+          <w:p>
+            <w:r>
+              <w:rPr>
+                <w:sz w:val="19"/>
+              </w:rPr>
+              <w:t>1 PYQs</w:t>
+            </w:r>
+          </w:p>
+        </w:tc>
+        <w:tc>
+          <w:tcPr>
+            <w:tcW w:type="dxa" w:w="1872"/>
+            <w:shd w:fill="FFFFFF"/>
+            <w:tcMar>
+              <w:top w:w="80" w:type="dxa"/>
+              <w:bottom w:w="80" w:type="dxa"/>
+              <w:left w:w="150" w:type="dxa"/>
+              <w:right w:w="150" w:type="dxa"/>
+            </w:tcMar>
+          </w:tcPr>
+          <w:p>
+            <w:r>
+              <w:rPr>
+                <w:color w:val="718096"/>
+                <w:sz w:val="19"/>
+              </w:rPr>
+              <w:t>Core Principle</w:t>
+            </w:r>
+          </w:p>
+        </w:tc>
+      </w:tr>
+      <w:tr>
+        <w:tc>
+          <w:tcPr>
+            <w:tcW w:type="dxa" w:w="2160"/>
+            <w:shd w:fill="F7FAFC"/>
+            <w:tcMar>
+              <w:top w:w="80" w:type="dxa"/>
+              <w:bottom w:w="80" w:type="dxa"/>
+              <w:left w:w="150" w:type="dxa"/>
+              <w:right w:w="150" w:type="dxa"/>
+            </w:tcMar>
+          </w:tcPr>
+          <w:p>
+            <w:r>
+              <w:rPr>
+                <w:b/>
+                <w:color w:val="718096"/>
+                <w:sz w:val="19"/>
+              </w:rPr>
+              <w:t>Standard</w:t>
+            </w:r>
+          </w:p>
+        </w:tc>
+        <w:tc>
+          <w:tcPr>
+            <w:tcW w:type="dxa" w:w="4320"/>
+            <w:shd w:fill="F7FAFC"/>
+            <w:tcMar>
+              <w:top w:w="80" w:type="dxa"/>
+              <w:bottom w:w="80" w:type="dxa"/>
+              <w:left w:w="150" w:type="dxa"/>
+              <w:right w:w="150" w:type="dxa"/>
+            </w:tcMar>
+          </w:tcPr>
+          <w:p>
+            <w:r>
+              <w:rPr>
+                <w:b/>
+                <w:color w:val="2D3748"/>
+                <w:sz w:val="19"/>
+              </w:rPr>
+              <w:t>Trigonometric Functions And Equations — Applied Cases, Reactions &amp; Traps</w:t>
+            </w:r>
+          </w:p>
+        </w:tc>
+        <w:tc>
+          <w:tcPr>
+            <w:tcW w:type="dxa" w:w="1728"/>
+            <w:shd w:fill="F7FAFC"/>
+            <w:tcMar>
+              <w:top w:w="80" w:type="dxa"/>
+              <w:bottom w:w="80" w:type="dxa"/>
+              <w:left w:w="150" w:type="dxa"/>
+              <w:right w:w="150" w:type="dxa"/>
+            </w:tcMar>
+          </w:tcPr>
+          <w:p>
+            <w:r>
+              <w:rPr>
+                <w:sz w:val="19"/>
+              </w:rPr>
+              <w:t>0 PYQs</w:t>
+            </w:r>
+          </w:p>
+        </w:tc>
+        <w:tc>
+          <w:tcPr>
+            <w:tcW w:type="dxa" w:w="1872"/>
+            <w:shd w:fill="F7FAFC"/>
+            <w:tcMar>
+              <w:top w:w="80" w:type="dxa"/>
+              <w:bottom w:w="80" w:type="dxa"/>
+              <w:left w:w="150" w:type="dxa"/>
+              <w:right w:w="150" w:type="dxa"/>
+            </w:tcMar>
+          </w:tcPr>
+          <w:p>
+            <w:r>
+              <w:rPr>
+                <w:color w:val="718096"/>
+                <w:sz w:val="19"/>
+              </w:rPr>
+              <w:t>Applied Topics</w:t>
             </w:r>
           </w:p>
         </w:tc>
@@ -311,6 +485,98 @@
           </w:p>
         </w:tc>
       </w:tr>
+      <w:tr>
+        <w:tc>
+          <w:tcPr>
+            <w:tcW w:type="dxa" w:w="3600"/>
+            <w:shd w:fill="F7FAFC"/>
+            <w:tcMar>
+              <w:top w:w="100" w:type="dxa"/>
+              <w:bottom w:w="100" w:type="dxa"/>
+              <w:left w:w="150" w:type="dxa"/>
+              <w:right w:w="150" w:type="dxa"/>
+            </w:tcMar>
+          </w:tcPr>
+          <w:p>
+            <w:r>
+              <w:rPr>
+                <w:b/>
+                <w:color w:val="1A365D"/>
+                <w:sz w:val="19"/>
+              </w:rPr>
+              <w:t>Trigonometric Functions And Equations — Standard Calculations &amp; Problem Archetypes</w:t>
+            </w:r>
+          </w:p>
+        </w:tc>
+        <w:tc>
+          <w:tcPr>
+            <w:tcW w:type="dxa" w:w="6480"/>
+            <w:shd w:fill="F7FAFC"/>
+            <w:tcMar>
+              <w:top w:w="100" w:type="dxa"/>
+              <w:bottom w:w="100" w:type="dxa"/>
+              <w:left w:w="150" w:type="dxa"/>
+              <w:right w:w="150" w:type="dxa"/>
+            </w:tcMar>
+          </w:tcPr>
+          <w:p>
+            <w:r>
+              <w:rPr>
+                <w:rFonts w:ascii="Cambria Math" w:hAnsi="Cambria Math"/>
+                <w:color w:val="2D3748"/>
+                <w:sz w:val="19"/>
+              </w:rPr>
+              <w:t>y=tanx, \quad cosx+cos^{2}x=1, \quad sin^{2}x+sin^{4}x</w:t>
+            </w:r>
+          </w:p>
+        </w:tc>
+      </w:tr>
+      <w:tr>
+        <w:tc>
+          <w:tcPr>
+            <w:tcW w:type="dxa" w:w="3600"/>
+            <w:shd w:fill="FFFFFF"/>
+            <w:tcMar>
+              <w:top w:w="100" w:type="dxa"/>
+              <w:bottom w:w="100" w:type="dxa"/>
+              <w:left w:w="150" w:type="dxa"/>
+              <w:right w:w="150" w:type="dxa"/>
+            </w:tcMar>
+          </w:tcPr>
+          <w:p>
+            <w:r>
+              <w:rPr>
+                <w:b/>
+                <w:color w:val="1A365D"/>
+                <w:sz w:val="19"/>
+              </w:rPr>
+              <w:t>Trigonometric Functions And Equations — Core Principles &amp; Governing Laws</w:t>
+            </w:r>
+          </w:p>
+        </w:tc>
+        <w:tc>
+          <w:tcPr>
+            <w:tcW w:type="dxa" w:w="6480"/>
+            <w:shd w:fill="FFFFFF"/>
+            <w:tcMar>
+              <w:top w:w="100" w:type="dxa"/>
+              <w:bottom w:w="100" w:type="dxa"/>
+              <w:left w:w="150" w:type="dxa"/>
+              <w:right w:w="150" w:type="dxa"/>
+            </w:tcMar>
+          </w:tcPr>
+          <w:p>
+            <w:r>
+              <w:rPr>
+                <w:rFonts w:ascii="Cambria Math" w:hAnsi="Cambria Math"/>
+                <w:color w:val="2D3748"/>
+                <w:sz w:val="19"/>
+              </w:rPr>
+              <w:t>cosx=|sinx|</w:t>
+            </w:r>
+          </w:p>
+        </w:tc>
+      </w:tr>
     </w:tbl>
     <w:p>
       <w:pPr>
@@ -338,7 +604,7 @@
           <w:color w:val="2B6CB0"/>
           <w:sz w:val="24"/>
         </w:rPr>
-        <w:t>3.1 Kcet Trigonometric Equations - Core Application (Moderate Yield — 3 PYQs)</w:t>
+        <w:t>3.1 Trigonometric Functions And Equations — Standard Calculations &amp; Problem Archetypes (Standard Yield — 2 PYQs)</w:t>
       </w:r>
     </w:p>
     <w:p>
@@ -353,7 +619,7 @@
         <w:rPr>
           <w:sz w:val="20"/>
         </w:rPr>
-        <w:t>Key problem pattern in Kcet Trigonometric Equations.</w:t>
+        <w:t>Quantitative numerical problem-solving techniques and standard question patterns frequently seen in Trigonometric Functions And Equations.</w:t>
       </w:r>
     </w:p>
     <w:tbl>
@@ -391,7 +657,7 @@
                 <w:color w:val="2D3748"/>
                 <w:sz w:val="19"/>
               </w:rPr>
-              <w:t>Watch for algebraic and sign errors.</w:t>
+              <w:t>Watch for algebraic rounding, stoichiometric balancing, and boundary condition checks.</w:t>
             </w:r>
           </w:p>
         </w:tc>
@@ -432,7 +698,7 @@
                 <w:color w:val="2D3748"/>
                 <w:sz w:val="19"/>
               </w:rPr>
-              <w:t>Verify dimensions and boundary conditions.</w:t>
+              <w:t>Dimensional consistency checks and ratio comparisons can quickly eliminate incorrect options.</w:t>
             </w:r>
           </w:p>
         </w:tc>
@@ -507,6 +773,133 @@
     </w:p>
     <w:p>
       <w:pPr>
+        <w:spacing w:after="120"/>
+      </w:pPr>
+    </w:p>
+    <w:p>
+      <w:pPr>
+        <w:pStyle w:val="Heading2"/>
+      </w:pPr>
+      <w:r>
+        <w:rPr>
+          <w:color w:val="2B6CB0"/>
+          <w:sz w:val="24"/>
+        </w:rPr>
+        <w:t>3.2 Trigonometric Functions And Equations — Core Principles &amp; Governing Laws (Standard Yield — 1 PYQs)</w:t>
+      </w:r>
+    </w:p>
+    <w:p>
+      <w:r>
+        <w:rPr>
+          <w:b/>
+          <w:sz w:val="20"/>
+        </w:rPr>
+        <w:t xml:space="preserve">Core Principle: </w:t>
+      </w:r>
+      <w:r>
+        <w:rPr>
+          <w:sz w:val="20"/>
+        </w:rPr>
+        <w:t>Fundamental definitions, core postulates, and governing physical/chemical relations in Trigonometric Functions And Equations.</w:t>
+      </w:r>
+    </w:p>
+    <w:tbl>
+      <w:tblPr>
+        <w:tblW w:type="auto" w:w="0"/>
+        <w:jc w:val="center"/>
+        <w:tblLook w:firstColumn="1" w:firstRow="1" w:lastColumn="0" w:lastRow="0" w:noHBand="0" w:noVBand="1" w:val="04A0"/>
+      </w:tblPr>
+      <w:tblGrid>
+        <w:gridCol w:w="10080"/>
+      </w:tblGrid>
+      <w:tr>
+        <w:tc>
+          <w:tcPr>
+            <w:tcW w:type="dxa" w:w="10080"/>
+            <w:shd w:fill="FFF5F5"/>
+            <w:tcMar>
+              <w:top w:w="100" w:type="dxa"/>
+              <w:bottom w:w="100" w:type="dxa"/>
+              <w:left w:w="150" w:type="dxa"/>
+              <w:right w:w="150" w:type="dxa"/>
+            </w:tcMar>
+          </w:tcPr>
+          <w:p>
+            <w:r>
+              <w:rPr>
+                <w:b/>
+                <w:color w:val="C53030"/>
+                <w:sz w:val="19"/>
+              </w:rPr>
+              <w:t xml:space="preserve">⚠️ Common Trap / JEE Pitfall: </w:t>
+            </w:r>
+            <w:r>
+              <w:rPr>
+                <w:color w:val="2D3748"/>
+                <w:sz w:val="19"/>
+              </w:rPr>
+              <w:t>Carefully verify units, standard reference states, and sign conventions in Trigonometric Functions And Equations.</w:t>
+            </w:r>
+          </w:p>
+        </w:tc>
+      </w:tr>
+    </w:tbl>
+    <w:tbl>
+      <w:tblPr>
+        <w:tblW w:type="auto" w:w="0"/>
+        <w:jc w:val="center"/>
+        <w:tblLook w:firstColumn="1" w:firstRow="1" w:lastColumn="0" w:lastRow="0" w:noHBand="0" w:noVBand="1" w:val="04A0"/>
+      </w:tblPr>
+      <w:tblGrid>
+        <w:gridCol w:w="10080"/>
+      </w:tblGrid>
+      <w:tr>
+        <w:tc>
+          <w:tcPr>
+            <w:tcW w:type="dxa" w:w="10080"/>
+            <w:shd w:fill="F0FFF4"/>
+            <w:tcMar>
+              <w:top w:w="100" w:type="dxa"/>
+              <w:bottom w:w="100" w:type="dxa"/>
+              <w:left w:w="150" w:type="dxa"/>
+              <w:right w:w="150" w:type="dxa"/>
+            </w:tcMar>
+          </w:tcPr>
+          <w:p>
+            <w:r>
+              <w:rPr>
+                <w:b/>
+                <w:color w:val="276749"/>
+                <w:sz w:val="19"/>
+              </w:rPr>
+              <w:t xml:space="preserve">💡 Speed Hack / Trick: </w:t>
+            </w:r>
+            <w:r>
+              <w:rPr>
+                <w:color w:val="2D3748"/>
+                <w:sz w:val="19"/>
+              </w:rPr>
+              <w:t>Focus on high-yield formulas and standard limiting approximations tested in Trigonometric Functions And Equations PYQs.</w:t>
+            </w:r>
+          </w:p>
+        </w:tc>
+      </w:tr>
+    </w:tbl>
+    <w:p>
+      <w:pPr>
+        <w:spacing w:before="120" w:after="40"/>
+      </w:pPr>
+      <w:r>
+        <w:rPr>
+          <w:b/>
+          <w:color w:val="1A365D"/>
+          <w:sz w:val="19"/>
+        </w:rPr>
+        <w:t>Source PYQs testing this concept:</w:t>
+      </w:r>
+    </w:p>
+    <w:p>
+      <w:pPr>
         <w:pStyle w:val="ListBullet"/>
         <w:spacing w:after="40"/>
       </w:pPr>
@@ -522,6 +915,187 @@
           <w:sz w:val="18"/>
         </w:rPr>
         <w:t xml:space="preserve">"If cosx=|sinx| then, the general solution is..."  </w:t>
+      </w:r>
+      <w:r>
+        <w:rPr>
+          <w:b/>
+          <w:color w:val="2B6CB0"/>
+          <w:sz w:val="18"/>
+        </w:rPr>
+        <w:t>[Ans: N/A]</w:t>
+      </w:r>
+    </w:p>
+    <w:p>
+      <w:pPr>
+        <w:spacing w:after="120"/>
+      </w:pPr>
+    </w:p>
+    <w:p>
+      <w:pPr>
+        <w:pStyle w:val="Heading2"/>
+      </w:pPr>
+      <w:r>
+        <w:rPr>
+          <w:color w:val="2B6CB0"/>
+          <w:sz w:val="24"/>
+        </w:rPr>
+        <w:t>3.3 Trigonometric Functions And Equations — Applied Cases, Reactions &amp; Traps (Standard Yield — 0 PYQs)</w:t>
+      </w:r>
+    </w:p>
+    <w:p>
+      <w:r>
+        <w:rPr>
+          <w:b/>
+          <w:sz w:val="20"/>
+        </w:rPr>
+        <w:t xml:space="preserve">Core Principle: </w:t>
+      </w:r>
+      <w:r>
+        <w:rPr>
+          <w:sz w:val="20"/>
+        </w:rPr>
+        <w:t>Special cases, experimental observations, and conceptual traps designed to test deep understanding of Trigonometric Functions And Equations.</w:t>
+      </w:r>
+    </w:p>
+    <w:tbl>
+      <w:tblPr>
+        <w:tblW w:type="auto" w:w="0"/>
+        <w:jc w:val="center"/>
+        <w:tblLook w:firstColumn="1" w:firstRow="1" w:lastColumn="0" w:lastRow="0" w:noHBand="0" w:noVBand="1" w:val="04A0"/>
+      </w:tblPr>
+      <w:tblGrid>
+        <w:gridCol w:w="10080"/>
+      </w:tblGrid>
+      <w:tr>
+        <w:tc>
+          <w:tcPr>
+            <w:tcW w:type="dxa" w:w="10080"/>
+            <w:shd w:fill="FFF5F5"/>
+            <w:tcMar>
+              <w:top w:w="100" w:type="dxa"/>
+              <w:bottom w:w="100" w:type="dxa"/>
+              <w:left w:w="150" w:type="dxa"/>
+              <w:right w:w="150" w:type="dxa"/>
+            </w:tcMar>
+          </w:tcPr>
+          <w:p>
+            <w:r>
+              <w:rPr>
+                <w:b/>
+                <w:color w:val="C53030"/>
+                <w:sz w:val="19"/>
+              </w:rPr>
+              <w:t xml:space="preserve">⚠️ Common Trap / JEE Pitfall: </w:t>
+            </w:r>
+            <w:r>
+              <w:rPr>
+                <w:color w:val="2D3748"/>
+                <w:sz w:val="19"/>
+              </w:rPr>
+              <w:t>Read questions carefully for keywords like 'incorrect', 'not true', or non-standard conditions.</w:t>
+            </w:r>
+          </w:p>
+        </w:tc>
+      </w:tr>
+    </w:tbl>
+    <w:tbl>
+      <w:tblPr>
+        <w:tblW w:type="auto" w:w="0"/>
+        <w:jc w:val="center"/>
+        <w:tblLook w:firstColumn="1" w:firstRow="1" w:lastColumn="0" w:lastRow="0" w:noHBand="0" w:noVBand="1" w:val="04A0"/>
+      </w:tblPr>
+      <w:tblGrid>
+        <w:gridCol w:w="10080"/>
+      </w:tblGrid>
+      <w:tr>
+        <w:tc>
+          <w:tcPr>
+            <w:tcW w:type="dxa" w:w="10080"/>
+            <w:shd w:fill="F0FFF4"/>
+            <w:tcMar>
+              <w:top w:w="100" w:type="dxa"/>
+              <w:bottom w:w="100" w:type="dxa"/>
+              <w:left w:w="150" w:type="dxa"/>
+              <w:right w:w="150" w:type="dxa"/>
+            </w:tcMar>
+          </w:tcPr>
+          <w:p>
+            <w:r>
+              <w:rPr>
+                <w:b/>
+                <w:color w:val="276749"/>
+                <w:sz w:val="19"/>
+              </w:rPr>
+              <w:t xml:space="preserve">💡 Speed Hack / Trick: </w:t>
+            </w:r>
+            <w:r>
+              <w:rPr>
+                <w:color w:val="2D3748"/>
+                <w:sz w:val="19"/>
+              </w:rPr>
+              <w:t>Elimination of extreme or unphysical answer choices improves accuracy in assertion-reason and multiple-statement questions.</w:t>
+            </w:r>
+          </w:p>
+        </w:tc>
+      </w:tr>
+    </w:tbl>
+    <w:p>
+      <w:pPr>
+        <w:spacing w:before="120" w:after="40"/>
+      </w:pPr>
+      <w:r>
+        <w:rPr>
+          <w:b/>
+          <w:color w:val="1A365D"/>
+          <w:sz w:val="19"/>
+        </w:rPr>
+        <w:t>Source PYQs testing this concept:</w:t>
+      </w:r>
+    </w:p>
+    <w:p>
+      <w:pPr>
+        <w:pStyle w:val="ListBullet"/>
+        <w:spacing w:after="40"/>
+      </w:pPr>
+      <w:r>
+        <w:rPr>
+          <w:b/>
+          <w:sz w:val="18"/>
+        </w:rPr>
+        <w:t xml:space="preserve">[2025 Shift] Q#1 (MCQ): </w:t>
+      </w:r>
+      <w:r>
+        <w:rPr>
+          <w:sz w:val="18"/>
+        </w:rPr>
+        <w:t xml:space="preserve">"If cosx+cos^2x=1 , then the value of sin^2x+sin^4x is..."  </w:t>
+      </w:r>
+      <w:r>
+        <w:rPr>
+          <w:b/>
+          <w:color w:val="2B6CB0"/>
+          <w:sz w:val="18"/>
+        </w:rPr>
+        <w:t>[Ans: N/A]</w:t>
+      </w:r>
+    </w:p>
+    <w:p>
+      <w:pPr>
+        <w:pStyle w:val="ListBullet"/>
+        <w:spacing w:after="40"/>
+      </w:pPr>
+      <w:r>
+        <w:rPr>
+          <w:b/>
+          <w:sz w:val="18"/>
+        </w:rPr>
+        <w:t xml:space="preserve">[2022 Shift] Q#2 (MCQ): </w:t>
+      </w:r>
+      <w:r>
+        <w:rPr>
+          <w:sz w:val="18"/>
+        </w:rPr>
+        <w:t xml:space="preserve">"The trigonometric function y=tanx in the II quadrant..."  </w:t>
       </w:r>
       <w:r>
         <w:rPr>
@@ -660,6 +1234,127 @@
               <w:t>Solution Analysis:</w:t>
               <w:br/>
               <w:t>cosx+cos^2x=1 ⇒ 1-cos^2x=cosx ⇒ sin^2x=cosx ⇒ sin^2x+sin^4x ⇒ cosx+(cosx)^2=1</w:t>
+            </w:r>
+          </w:p>
+        </w:tc>
+      </w:tr>
+    </w:tbl>
+    <w:p>
+      <w:pPr>
+        <w:spacing w:after="120"/>
+      </w:pPr>
+    </w:p>
+    <w:p>
+      <w:pPr>
+        <w:spacing w:before="160" w:after="40"/>
+      </w:pPr>
+      <w:r>
+        <w:rPr>
+          <w:b/>
+          <w:color w:val="1A365D"/>
+          <w:sz w:val="22"/>
+        </w:rPr>
+        <w:t>Benchmark Problem 2: KCET 2019 (Q#3)</w:t>
+      </w:r>
+    </w:p>
+    <w:p>
+      <w:pPr>
+        <w:spacing w:after="80"/>
+      </w:pPr>
+      <w:r>
+        <w:rPr>
+          <w:sz w:val="20"/>
+        </w:rPr>
+        <w:t>If cosx=|sinx| then, the general solution is</w:t>
+      </w:r>
+    </w:p>
+    <w:p>
+      <w:pPr>
+        <w:pStyle w:val="ListBullet"/>
+        <w:spacing w:after="20"/>
+      </w:pPr>
+      <w:r>
+        <w:rPr>
+          <w:sz w:val="19"/>
+        </w:rPr>
+        <w:t>(A) x=nπ+(-1)^n(π / 4),n ∈ Z</w:t>
+      </w:r>
+    </w:p>
+    <w:p>
+      <w:pPr>
+        <w:pStyle w:val="ListBullet"/>
+        <w:spacing w:after="20"/>
+      </w:pPr>
+      <w:r>
+        <w:rPr>
+          <w:sz w:val="19"/>
+        </w:rPr>
+        <w:t>(B) x=nπ ± (π / 4),n ∈ Z</w:t>
+      </w:r>
+    </w:p>
+    <w:p>
+      <w:pPr>
+        <w:pStyle w:val="ListBullet"/>
+        <w:spacing w:after="20"/>
+      </w:pPr>
+      <w:r>
+        <w:rPr>
+          <w:sz w:val="19"/>
+        </w:rPr>
+        <w:t>(C) x=(2n+1)π ± (π / 4),n ∈ Z</w:t>
+      </w:r>
+    </w:p>
+    <w:p>
+      <w:pPr>
+        <w:pStyle w:val="ListBullet"/>
+        <w:spacing w:after="20"/>
+      </w:pPr>
+      <w:r>
+        <w:rPr>
+          <w:sz w:val="19"/>
+        </w:rPr>
+        <w:t>(D) x=2nx ± (π / 4),n ∈ Z</w:t>
+      </w:r>
+    </w:p>
+    <w:tbl>
+      <w:tblPr>
+        <w:tblW w:type="auto" w:w="0"/>
+        <w:jc w:val="center"/>
+        <w:tblLook w:firstColumn="1" w:firstRow="1" w:lastColumn="0" w:lastRow="0" w:noHBand="0" w:noVBand="1" w:val="04A0"/>
+      </w:tblPr>
+      <w:tblGrid>
+        <w:gridCol w:w="10080"/>
+      </w:tblGrid>
+      <w:tr>
+        <w:tc>
+          <w:tcPr>
+            <w:tcW w:type="dxa" w:w="10080"/>
+            <w:shd w:fill="F7FAFC"/>
+            <w:tcMar>
+              <w:top w:w="100" w:type="dxa"/>
+              <w:bottom w:w="100" w:type="dxa"/>
+              <w:left w:w="150" w:type="dxa"/>
+              <w:right w:w="150" w:type="dxa"/>
+            </w:tcMar>
+          </w:tcPr>
+          <w:p>
+            <w:r>
+              <w:rPr>
+                <w:b/>
+                <w:color w:val="1A365D"/>
+                <w:sz w:val="19"/>
+              </w:rPr>
+              <w:t>Correct Answer: None</w:t>
+              <w:br/>
+            </w:r>
+            <w:r>
+              <w:rPr>
+                <w:color w:val="2D3748"/>
+                <w:sz w:val="18"/>
+              </w:rPr>
+              <w:t>Solution Analysis:</w:t>
+              <w:br/>
+              <w:t>We have,|sinx|=cosx ⇒ sin^2x=cos^2x ⇒ 2cos^2x=1 ⇒ cosx=\frac1√(2)(since,cosxcan not be negative) ⇒ x=2nπ ± (π / 4)</w:t>
             </w:r>
           </w:p>
         </w:tc>

--- a/data/exports/kcet-trigonometric-equations_revision_notes.docx
+++ b/data/exports/kcet-trigonometric-equations_revision_notes.docx
@@ -13,7 +13,7 @@
           <w:color w:val="1A365D"/>
           <w:sz w:val="44"/>
         </w:rPr>
-        <w:t>JEE MAIN REVISION MASTER: TRIGONOMETRIC EQUATIONS 2026 0 QUESTIONS 0% WEIGHTAGE ↓100%</w:t>
+        <w:t>JEE MAIN REVISION MASTER: TRIGONOMETRIC EQUATIONS</w:t>
       </w:r>
     </w:p>
     <w:p>

--- a/data/exports/kcet-trigonometric-equations_revision_notes.docx
+++ b/data/exports/kcet-trigonometric-equations_revision_notes.docx
@@ -167,7 +167,7 @@
                 <w:color w:val="718096"/>
                 <w:sz w:val="19"/>
               </w:rPr>
-              <w:t>Standard</w:t>
+              <w:t>Moderate</w:t>
             </w:r>
           </w:p>
         </w:tc>
@@ -189,7 +189,7 @@
                 <w:color w:val="2D3748"/>
                 <w:sz w:val="19"/>
               </w:rPr>
-              <w:t>Trigonometric Functions And Equations — Standard Calculations &amp; Problem Archetypes</w:t>
+              <w:t>General &amp; Principal Solutions of Trigonometric Equations</w:t>
             </w:r>
           </w:p>
         </w:tc>
@@ -209,7 +209,7 @@
               <w:rPr>
                 <w:sz w:val="19"/>
               </w:rPr>
-              <w:t>2 PYQs</w:t>
+              <w:t>3 PYQs</w:t>
             </w:r>
           </w:p>
         </w:tc>
@@ -230,181 +230,7 @@
                 <w:color w:val="718096"/>
                 <w:sz w:val="19"/>
               </w:rPr>
-              <w:t>Quantitative Analysis</w:t>
-            </w:r>
-          </w:p>
-        </w:tc>
-      </w:tr>
-      <w:tr>
-        <w:tc>
-          <w:tcPr>
-            <w:tcW w:type="dxa" w:w="2160"/>
-            <w:shd w:fill="FFFFFF"/>
-            <w:tcMar>
-              <w:top w:w="80" w:type="dxa"/>
-              <w:bottom w:w="80" w:type="dxa"/>
-              <w:left w:w="150" w:type="dxa"/>
-              <w:right w:w="150" w:type="dxa"/>
-            </w:tcMar>
-          </w:tcPr>
-          <w:p>
-            <w:r>
-              <w:rPr>
-                <w:b/>
-                <w:color w:val="718096"/>
-                <w:sz w:val="19"/>
-              </w:rPr>
-              <w:t>Standard</w:t>
-            </w:r>
-          </w:p>
-        </w:tc>
-        <w:tc>
-          <w:tcPr>
-            <w:tcW w:type="dxa" w:w="4320"/>
-            <w:shd w:fill="FFFFFF"/>
-            <w:tcMar>
-              <w:top w:w="80" w:type="dxa"/>
-              <w:bottom w:w="80" w:type="dxa"/>
-              <w:left w:w="150" w:type="dxa"/>
-              <w:right w:w="150" w:type="dxa"/>
-            </w:tcMar>
-          </w:tcPr>
-          <w:p>
-            <w:r>
-              <w:rPr>
-                <w:b/>
-                <w:color w:val="2D3748"/>
-                <w:sz w:val="19"/>
-              </w:rPr>
-              <w:t>Trigonometric Functions And Equations — Core Principles &amp; Governing Laws</w:t>
-            </w:r>
-          </w:p>
-        </w:tc>
-        <w:tc>
-          <w:tcPr>
-            <w:tcW w:type="dxa" w:w="1728"/>
-            <w:shd w:fill="FFFFFF"/>
-            <w:tcMar>
-              <w:top w:w="80" w:type="dxa"/>
-              <w:bottom w:w="80" w:type="dxa"/>
-              <w:left w:w="150" w:type="dxa"/>
-              <w:right w:w="150" w:type="dxa"/>
-            </w:tcMar>
-          </w:tcPr>
-          <w:p>
-            <w:r>
-              <w:rPr>
-                <w:sz w:val="19"/>
-              </w:rPr>
-              <w:t>1 PYQs</w:t>
-            </w:r>
-          </w:p>
-        </w:tc>
-        <w:tc>
-          <w:tcPr>
-            <w:tcW w:type="dxa" w:w="1872"/>
-            <w:shd w:fill="FFFFFF"/>
-            <w:tcMar>
-              <w:top w:w="80" w:type="dxa"/>
-              <w:bottom w:w="80" w:type="dxa"/>
-              <w:left w:w="150" w:type="dxa"/>
-              <w:right w:w="150" w:type="dxa"/>
-            </w:tcMar>
-          </w:tcPr>
-          <w:p>
-            <w:r>
-              <w:rPr>
-                <w:color w:val="718096"/>
-                <w:sz w:val="19"/>
-              </w:rPr>
-              <w:t>Core Principle</w:t>
-            </w:r>
-          </w:p>
-        </w:tc>
-      </w:tr>
-      <w:tr>
-        <w:tc>
-          <w:tcPr>
-            <w:tcW w:type="dxa" w:w="2160"/>
-            <w:shd w:fill="F7FAFC"/>
-            <w:tcMar>
-              <w:top w:w="80" w:type="dxa"/>
-              <w:bottom w:w="80" w:type="dxa"/>
-              <w:left w:w="150" w:type="dxa"/>
-              <w:right w:w="150" w:type="dxa"/>
-            </w:tcMar>
-          </w:tcPr>
-          <w:p>
-            <w:r>
-              <w:rPr>
-                <w:b/>
-                <w:color w:val="718096"/>
-                <w:sz w:val="19"/>
-              </w:rPr>
-              <w:t>Standard</w:t>
-            </w:r>
-          </w:p>
-        </w:tc>
-        <w:tc>
-          <w:tcPr>
-            <w:tcW w:type="dxa" w:w="4320"/>
-            <w:shd w:fill="F7FAFC"/>
-            <w:tcMar>
-              <w:top w:w="80" w:type="dxa"/>
-              <w:bottom w:w="80" w:type="dxa"/>
-              <w:left w:w="150" w:type="dxa"/>
-              <w:right w:w="150" w:type="dxa"/>
-            </w:tcMar>
-          </w:tcPr>
-          <w:p>
-            <w:r>
-              <w:rPr>
-                <w:b/>
-                <w:color w:val="2D3748"/>
-                <w:sz w:val="19"/>
-              </w:rPr>
-              <w:t>Trigonometric Functions And Equations — Applied Cases, Reactions &amp; Traps</w:t>
-            </w:r>
-          </w:p>
-        </w:tc>
-        <w:tc>
-          <w:tcPr>
-            <w:tcW w:type="dxa" w:w="1728"/>
-            <w:shd w:fill="F7FAFC"/>
-            <w:tcMar>
-              <w:top w:w="80" w:type="dxa"/>
-              <w:bottom w:w="80" w:type="dxa"/>
-              <w:left w:w="150" w:type="dxa"/>
-              <w:right w:w="150" w:type="dxa"/>
-            </w:tcMar>
-          </w:tcPr>
-          <w:p>
-            <w:r>
-              <w:rPr>
-                <w:sz w:val="19"/>
-              </w:rPr>
-              <w:t>0 PYQs</w:t>
-            </w:r>
-          </w:p>
-        </w:tc>
-        <w:tc>
-          <w:tcPr>
-            <w:tcW w:type="dxa" w:w="1872"/>
-            <w:shd w:fill="F7FAFC"/>
-            <w:tcMar>
-              <w:top w:w="80" w:type="dxa"/>
-              <w:bottom w:w="80" w:type="dxa"/>
-              <w:left w:w="150" w:type="dxa"/>
-              <w:right w:w="150" w:type="dxa"/>
-            </w:tcMar>
-          </w:tcPr>
-          <w:p>
-            <w:r>
-              <w:rPr>
-                <w:color w:val="718096"/>
-                <w:sz w:val="19"/>
-              </w:rPr>
-              <w:t>Applied Topics</w:t>
+              <w:t>Trigonometric Equations</w:t>
             </w:r>
           </w:p>
         </w:tc>
@@ -504,7 +330,7 @@
                 <w:color w:val="1A365D"/>
                 <w:sz w:val="19"/>
               </w:rPr>
-              <w:t>Trigonometric Functions And Equations — Standard Calculations &amp; Problem Archetypes</w:t>
+              <w:t>General &amp; Principal Solutions of Trigonometric Equations</w:t>
             </w:r>
           </w:p>
         </w:tc>
@@ -526,53 +352,7 @@
                 <w:color w:val="2D3748"/>
                 <w:sz w:val="19"/>
               </w:rPr>
-              <w:t>y=tanx, \quad cosx+cos^{2}x=1, \quad sin^{2}x+sin^{4}x</w:t>
-            </w:r>
-          </w:p>
-        </w:tc>
-      </w:tr>
-      <w:tr>
-        <w:tc>
-          <w:tcPr>
-            <w:tcW w:type="dxa" w:w="3600"/>
-            <w:shd w:fill="FFFFFF"/>
-            <w:tcMar>
-              <w:top w:w="100" w:type="dxa"/>
-              <w:bottom w:w="100" w:type="dxa"/>
-              <w:left w:w="150" w:type="dxa"/>
-              <w:right w:w="150" w:type="dxa"/>
-            </w:tcMar>
-          </w:tcPr>
-          <w:p>
-            <w:r>
-              <w:rPr>
-                <w:b/>
-                <w:color w:val="1A365D"/>
-                <w:sz w:val="19"/>
-              </w:rPr>
-              <w:t>Trigonometric Functions And Equations — Core Principles &amp; Governing Laws</w:t>
-            </w:r>
-          </w:p>
-        </w:tc>
-        <w:tc>
-          <w:tcPr>
-            <w:tcW w:type="dxa" w:w="6480"/>
-            <w:shd w:fill="FFFFFF"/>
-            <w:tcMar>
-              <w:top w:w="100" w:type="dxa"/>
-              <w:bottom w:w="100" w:type="dxa"/>
-              <w:left w:w="150" w:type="dxa"/>
-              <w:right w:w="150" w:type="dxa"/>
-            </w:tcMar>
-          </w:tcPr>
-          <w:p>
-            <w:r>
-              <w:rPr>
-                <w:rFonts w:ascii="Cambria Math" w:hAnsi="Cambria Math"/>
-                <w:color w:val="2D3748"/>
-                <w:sz w:val="19"/>
-              </w:rPr>
-              <w:t>cosx=|sinx|</w:t>
+              <w:t>\\sin\\theta = 0 \implies \\theta = n\pi, \quad \\cos\\theta = 0 \implies \\theta = (2n+1)\frac{\pi}{2}, \quad -\sqrt{a^2+b^2} \le a\\cos x + b\\sin x \le \sqrt{a^2+b^2}</w:t>
             </w:r>
           </w:p>
         </w:tc>
@@ -604,7 +384,7 @@
           <w:color w:val="2B6CB0"/>
           <w:sz w:val="24"/>
         </w:rPr>
-        <w:t>3.1 Trigonometric Functions And Equations — Standard Calculations &amp; Problem Archetypes (Standard Yield — 2 PYQs)</w:t>
+        <w:t>3.1 General &amp; Principal Solutions of Trigonometric Equations (Moderate Yield — 3 PYQs)</w:t>
       </w:r>
     </w:p>
     <w:p>
@@ -619,7 +399,7 @@
         <w:rPr>
           <w:sz w:val="20"/>
         </w:rPr>
-        <w:t>Quantitative numerical problem-solving techniques and standard question patterns frequently seen in Trigonometric Functions And Equations.</w:t>
+        <w:t>General solutions: sinθ = sinα \implies θ = nπ + (-1)^nα. cosθ = cosα \implies θ = 2nπ ± α. tanθ = tanα \implies θ = nπ + α. For equation acos x + bsin x = c, real solutions exist if and only if |c| ≤ √(a^2 + b^2).</w:t>
       </w:r>
     </w:p>
     <w:tbl>
@@ -657,7 +437,7 @@
                 <w:color w:val="2D3748"/>
                 <w:sz w:val="19"/>
               </w:rPr>
-              <w:t>Watch for algebraic rounding, stoichiometric balancing, and boundary condition checks.</w:t>
+              <w:t>Squaring both sides of a trigonometric equation introduces extraneous roots; always verify candidate solutions back in the original equation.</w:t>
             </w:r>
           </w:p>
         </w:tc>
@@ -698,7 +478,7 @@
                 <w:color w:val="2D3748"/>
                 <w:sz w:val="19"/>
               </w:rPr>
-              <w:t>Dimensional consistency checks and ratio comparisons can quickly eliminate incorrect options.</w:t>
+              <w:t>To find the number of solutions in [0, 2π], sketch graphs of LHS and RHS and count intersection points.</w:t>
             </w:r>
           </w:p>
         </w:tc>
@@ -773,133 +553,6 @@
     </w:p>
     <w:p>
       <w:pPr>
-        <w:spacing w:after="120"/>
-      </w:pPr>
-    </w:p>
-    <w:p>
-      <w:pPr>
-        <w:pStyle w:val="Heading2"/>
-      </w:pPr>
-      <w:r>
-        <w:rPr>
-          <w:color w:val="2B6CB0"/>
-          <w:sz w:val="24"/>
-        </w:rPr>
-        <w:t>3.2 Trigonometric Functions And Equations — Core Principles &amp; Governing Laws (Standard Yield — 1 PYQs)</w:t>
-      </w:r>
-    </w:p>
-    <w:p>
-      <w:r>
-        <w:rPr>
-          <w:b/>
-          <w:sz w:val="20"/>
-        </w:rPr>
-        <w:t xml:space="preserve">Core Principle: </w:t>
-      </w:r>
-      <w:r>
-        <w:rPr>
-          <w:sz w:val="20"/>
-        </w:rPr>
-        <w:t>Fundamental definitions, core postulates, and governing physical/chemical relations in Trigonometric Functions And Equations.</w:t>
-      </w:r>
-    </w:p>
-    <w:tbl>
-      <w:tblPr>
-        <w:tblW w:type="auto" w:w="0"/>
-        <w:jc w:val="center"/>
-        <w:tblLook w:firstColumn="1" w:firstRow="1" w:lastColumn="0" w:lastRow="0" w:noHBand="0" w:noVBand="1" w:val="04A0"/>
-      </w:tblPr>
-      <w:tblGrid>
-        <w:gridCol w:w="10080"/>
-      </w:tblGrid>
-      <w:tr>
-        <w:tc>
-          <w:tcPr>
-            <w:tcW w:type="dxa" w:w="10080"/>
-            <w:shd w:fill="FFF5F5"/>
-            <w:tcMar>
-              <w:top w:w="100" w:type="dxa"/>
-              <w:bottom w:w="100" w:type="dxa"/>
-              <w:left w:w="150" w:type="dxa"/>
-              <w:right w:w="150" w:type="dxa"/>
-            </w:tcMar>
-          </w:tcPr>
-          <w:p>
-            <w:r>
-              <w:rPr>
-                <w:b/>
-                <w:color w:val="C53030"/>
-                <w:sz w:val="19"/>
-              </w:rPr>
-              <w:t xml:space="preserve">⚠️ Common Trap / JEE Pitfall: </w:t>
-            </w:r>
-            <w:r>
-              <w:rPr>
-                <w:color w:val="2D3748"/>
-                <w:sz w:val="19"/>
-              </w:rPr>
-              <w:t>Carefully verify units, standard reference states, and sign conventions in Trigonometric Functions And Equations.</w:t>
-            </w:r>
-          </w:p>
-        </w:tc>
-      </w:tr>
-    </w:tbl>
-    <w:tbl>
-      <w:tblPr>
-        <w:tblW w:type="auto" w:w="0"/>
-        <w:jc w:val="center"/>
-        <w:tblLook w:firstColumn="1" w:firstRow="1" w:lastColumn="0" w:lastRow="0" w:noHBand="0" w:noVBand="1" w:val="04A0"/>
-      </w:tblPr>
-      <w:tblGrid>
-        <w:gridCol w:w="10080"/>
-      </w:tblGrid>
-      <w:tr>
-        <w:tc>
-          <w:tcPr>
-            <w:tcW w:type="dxa" w:w="10080"/>
-            <w:shd w:fill="F0FFF4"/>
-            <w:tcMar>
-              <w:top w:w="100" w:type="dxa"/>
-              <w:bottom w:w="100" w:type="dxa"/>
-              <w:left w:w="150" w:type="dxa"/>
-              <w:right w:w="150" w:type="dxa"/>
-            </w:tcMar>
-          </w:tcPr>
-          <w:p>
-            <w:r>
-              <w:rPr>
-                <w:b/>
-                <w:color w:val="276749"/>
-                <w:sz w:val="19"/>
-              </w:rPr>
-              <w:t xml:space="preserve">💡 Speed Hack / Trick: </w:t>
-            </w:r>
-            <w:r>
-              <w:rPr>
-                <w:color w:val="2D3748"/>
-                <w:sz w:val="19"/>
-              </w:rPr>
-              <w:t>Focus on high-yield formulas and standard limiting approximations tested in Trigonometric Functions And Equations PYQs.</w:t>
-            </w:r>
-          </w:p>
-        </w:tc>
-      </w:tr>
-    </w:tbl>
-    <w:p>
-      <w:pPr>
-        <w:spacing w:before="120" w:after="40"/>
-      </w:pPr>
-      <w:r>
-        <w:rPr>
-          <w:b/>
-          <w:color w:val="1A365D"/>
-          <w:sz w:val="19"/>
-        </w:rPr>
-        <w:t>Source PYQs testing this concept:</w:t>
-      </w:r>
-    </w:p>
-    <w:p>
-      <w:pPr>
         <w:pStyle w:val="ListBullet"/>
         <w:spacing w:after="40"/>
       </w:pPr>
@@ -915,187 +568,6 @@
           <w:sz w:val="18"/>
         </w:rPr>
         <w:t xml:space="preserve">"If cosx=|sinx| then, the general solution is..."  </w:t>
-      </w:r>
-      <w:r>
-        <w:rPr>
-          <w:b/>
-          <w:color w:val="2B6CB0"/>
-          <w:sz w:val="18"/>
-        </w:rPr>
-        <w:t>[Ans: N/A]</w:t>
-      </w:r>
-    </w:p>
-    <w:p>
-      <w:pPr>
-        <w:spacing w:after="120"/>
-      </w:pPr>
-    </w:p>
-    <w:p>
-      <w:pPr>
-        <w:pStyle w:val="Heading2"/>
-      </w:pPr>
-      <w:r>
-        <w:rPr>
-          <w:color w:val="2B6CB0"/>
-          <w:sz w:val="24"/>
-        </w:rPr>
-        <w:t>3.3 Trigonometric Functions And Equations — Applied Cases, Reactions &amp; Traps (Standard Yield — 0 PYQs)</w:t>
-      </w:r>
-    </w:p>
-    <w:p>
-      <w:r>
-        <w:rPr>
-          <w:b/>
-          <w:sz w:val="20"/>
-        </w:rPr>
-        <w:t xml:space="preserve">Core Principle: </w:t>
-      </w:r>
-      <w:r>
-        <w:rPr>
-          <w:sz w:val="20"/>
-        </w:rPr>
-        <w:t>Special cases, experimental observations, and conceptual traps designed to test deep understanding of Trigonometric Functions And Equations.</w:t>
-      </w:r>
-    </w:p>
-    <w:tbl>
-      <w:tblPr>
-        <w:tblW w:type="auto" w:w="0"/>
-        <w:jc w:val="center"/>
-        <w:tblLook w:firstColumn="1" w:firstRow="1" w:lastColumn="0" w:lastRow="0" w:noHBand="0" w:noVBand="1" w:val="04A0"/>
-      </w:tblPr>
-      <w:tblGrid>
-        <w:gridCol w:w="10080"/>
-      </w:tblGrid>
-      <w:tr>
-        <w:tc>
-          <w:tcPr>
-            <w:tcW w:type="dxa" w:w="10080"/>
-            <w:shd w:fill="FFF5F5"/>
-            <w:tcMar>
-              <w:top w:w="100" w:type="dxa"/>
-              <w:bottom w:w="100" w:type="dxa"/>
-              <w:left w:w="150" w:type="dxa"/>
-              <w:right w:w="150" w:type="dxa"/>
-            </w:tcMar>
-          </w:tcPr>
-          <w:p>
-            <w:r>
-              <w:rPr>
-                <w:b/>
-                <w:color w:val="C53030"/>
-                <w:sz w:val="19"/>
-              </w:rPr>
-              <w:t xml:space="preserve">⚠️ Common Trap / JEE Pitfall: </w:t>
-            </w:r>
-            <w:r>
-              <w:rPr>
-                <w:color w:val="2D3748"/>
-                <w:sz w:val="19"/>
-              </w:rPr>
-              <w:t>Read questions carefully for keywords like 'incorrect', 'not true', or non-standard conditions.</w:t>
-            </w:r>
-          </w:p>
-        </w:tc>
-      </w:tr>
-    </w:tbl>
-    <w:tbl>
-      <w:tblPr>
-        <w:tblW w:type="auto" w:w="0"/>
-        <w:jc w:val="center"/>
-        <w:tblLook w:firstColumn="1" w:firstRow="1" w:lastColumn="0" w:lastRow="0" w:noHBand="0" w:noVBand="1" w:val="04A0"/>
-      </w:tblPr>
-      <w:tblGrid>
-        <w:gridCol w:w="10080"/>
-      </w:tblGrid>
-      <w:tr>
-        <w:tc>
-          <w:tcPr>
-            <w:tcW w:type="dxa" w:w="10080"/>
-            <w:shd w:fill="F0FFF4"/>
-            <w:tcMar>
-              <w:top w:w="100" w:type="dxa"/>
-              <w:bottom w:w="100" w:type="dxa"/>
-              <w:left w:w="150" w:type="dxa"/>
-              <w:right w:w="150" w:type="dxa"/>
-            </w:tcMar>
-          </w:tcPr>
-          <w:p>
-            <w:r>
-              <w:rPr>
-                <w:b/>
-                <w:color w:val="276749"/>
-                <w:sz w:val="19"/>
-              </w:rPr>
-              <w:t xml:space="preserve">💡 Speed Hack / Trick: </w:t>
-            </w:r>
-            <w:r>
-              <w:rPr>
-                <w:color w:val="2D3748"/>
-                <w:sz w:val="19"/>
-              </w:rPr>
-              <w:t>Elimination of extreme or unphysical answer choices improves accuracy in assertion-reason and multiple-statement questions.</w:t>
-            </w:r>
-          </w:p>
-        </w:tc>
-      </w:tr>
-    </w:tbl>
-    <w:p>
-      <w:pPr>
-        <w:spacing w:before="120" w:after="40"/>
-      </w:pPr>
-      <w:r>
-        <w:rPr>
-          <w:b/>
-          <w:color w:val="1A365D"/>
-          <w:sz w:val="19"/>
-        </w:rPr>
-        <w:t>Source PYQs testing this concept:</w:t>
-      </w:r>
-    </w:p>
-    <w:p>
-      <w:pPr>
-        <w:pStyle w:val="ListBullet"/>
-        <w:spacing w:after="40"/>
-      </w:pPr>
-      <w:r>
-        <w:rPr>
-          <w:b/>
-          <w:sz w:val="18"/>
-        </w:rPr>
-        <w:t xml:space="preserve">[2025 Shift] Q#1 (MCQ): </w:t>
-      </w:r>
-      <w:r>
-        <w:rPr>
-          <w:sz w:val="18"/>
-        </w:rPr>
-        <w:t xml:space="preserve">"If cosx+cos^2x=1 , then the value of sin^2x+sin^4x is..."  </w:t>
-      </w:r>
-      <w:r>
-        <w:rPr>
-          <w:b/>
-          <w:color w:val="2B6CB0"/>
-          <w:sz w:val="18"/>
-        </w:rPr>
-        <w:t>[Ans: N/A]</w:t>
-      </w:r>
-    </w:p>
-    <w:p>
-      <w:pPr>
-        <w:pStyle w:val="ListBullet"/>
-        <w:spacing w:after="40"/>
-      </w:pPr>
-      <w:r>
-        <w:rPr>
-          <w:b/>
-          <w:sz w:val="18"/>
-        </w:rPr>
-        <w:t xml:space="preserve">[2022 Shift] Q#2 (MCQ): </w:t>
-      </w:r>
-      <w:r>
-        <w:rPr>
-          <w:sz w:val="18"/>
-        </w:rPr>
-        <w:t xml:space="preserve">"The trigonometric function y=tanx in the II quadrant..."  </w:t>
       </w:r>
       <w:r>
         <w:rPr>
@@ -1234,127 +706,6 @@
               <w:t>Solution Analysis:</w:t>
               <w:br/>
               <w:t>cosx+cos^2x=1 ⇒ 1-cos^2x=cosx ⇒ sin^2x=cosx ⇒ sin^2x+sin^4x ⇒ cosx+(cosx)^2=1</w:t>
-            </w:r>
-          </w:p>
-        </w:tc>
-      </w:tr>
-    </w:tbl>
-    <w:p>
-      <w:pPr>
-        <w:spacing w:after="120"/>
-      </w:pPr>
-    </w:p>
-    <w:p>
-      <w:pPr>
-        <w:spacing w:before="160" w:after="40"/>
-      </w:pPr>
-      <w:r>
-        <w:rPr>
-          <w:b/>
-          <w:color w:val="1A365D"/>
-          <w:sz w:val="22"/>
-        </w:rPr>
-        <w:t>Benchmark Problem 2: KCET 2019 (Q#3)</w:t>
-      </w:r>
-    </w:p>
-    <w:p>
-      <w:pPr>
-        <w:spacing w:after="80"/>
-      </w:pPr>
-      <w:r>
-        <w:rPr>
-          <w:sz w:val="20"/>
-        </w:rPr>
-        <w:t>If cosx=|sinx| then, the general solution is</w:t>
-      </w:r>
-    </w:p>
-    <w:p>
-      <w:pPr>
-        <w:pStyle w:val="ListBullet"/>
-        <w:spacing w:after="20"/>
-      </w:pPr>
-      <w:r>
-        <w:rPr>
-          <w:sz w:val="19"/>
-        </w:rPr>
-        <w:t>(A) x=nπ+(-1)^n(π / 4),n ∈ Z</w:t>
-      </w:r>
-    </w:p>
-    <w:p>
-      <w:pPr>
-        <w:pStyle w:val="ListBullet"/>
-        <w:spacing w:after="20"/>
-      </w:pPr>
-      <w:r>
-        <w:rPr>
-          <w:sz w:val="19"/>
-        </w:rPr>
-        <w:t>(B) x=nπ ± (π / 4),n ∈ Z</w:t>
-      </w:r>
-    </w:p>
-    <w:p>
-      <w:pPr>
-        <w:pStyle w:val="ListBullet"/>
-        <w:spacing w:after="20"/>
-      </w:pPr>
-      <w:r>
-        <w:rPr>
-          <w:sz w:val="19"/>
-        </w:rPr>
-        <w:t>(C) x=(2n+1)π ± (π / 4),n ∈ Z</w:t>
-      </w:r>
-    </w:p>
-    <w:p>
-      <w:pPr>
-        <w:pStyle w:val="ListBullet"/>
-        <w:spacing w:after="20"/>
-      </w:pPr>
-      <w:r>
-        <w:rPr>
-          <w:sz w:val="19"/>
-        </w:rPr>
-        <w:t>(D) x=2nx ± (π / 4),n ∈ Z</w:t>
-      </w:r>
-    </w:p>
-    <w:tbl>
-      <w:tblPr>
-        <w:tblW w:type="auto" w:w="0"/>
-        <w:jc w:val="center"/>
-        <w:tblLook w:firstColumn="1" w:firstRow="1" w:lastColumn="0" w:lastRow="0" w:noHBand="0" w:noVBand="1" w:val="04A0"/>
-      </w:tblPr>
-      <w:tblGrid>
-        <w:gridCol w:w="10080"/>
-      </w:tblGrid>
-      <w:tr>
-        <w:tc>
-          <w:tcPr>
-            <w:tcW w:type="dxa" w:w="10080"/>
-            <w:shd w:fill="F7FAFC"/>
-            <w:tcMar>
-              <w:top w:w="100" w:type="dxa"/>
-              <w:bottom w:w="100" w:type="dxa"/>
-              <w:left w:w="150" w:type="dxa"/>
-              <w:right w:w="150" w:type="dxa"/>
-            </w:tcMar>
-          </w:tcPr>
-          <w:p>
-            <w:r>
-              <w:rPr>
-                <w:b/>
-                <w:color w:val="1A365D"/>
-                <w:sz w:val="19"/>
-              </w:rPr>
-              <w:t>Correct Answer: None</w:t>
-              <w:br/>
-            </w:r>
-            <w:r>
-              <w:rPr>
-                <w:color w:val="2D3748"/>
-                <w:sz w:val="18"/>
-              </w:rPr>
-              <w:t>Solution Analysis:</w:t>
-              <w:br/>
-              <w:t>We have,|sinx|=cosx ⇒ sin^2x=cos^2x ⇒ 2cos^2x=1 ⇒ cosx=\frac1√(2)(since,cosxcan not be negative) ⇒ x=2nπ ± (π / 4)</w:t>
             </w:r>
           </w:p>
         </w:tc>
